--- a/ADG/최종실습시험/01_개요와_구성준비/01_개요와_구성준비_문제지.docx
+++ b/ADG/최종실습시험/01_개요와_구성준비/01_개요와_구성준비_문제지.docx
@@ -38,7 +38,23 @@
           <w:b w:val="0"/>
           <w:sz w:val="20"/>
         </w:rPr>
-        <w:t>이 시험은 Active Data Guard 과정 1장~4장에서 다룬 Data Guard 아키텍처와 Standby 유형 판정, 데이터 보호 모드와 리두 전송 서비스, Data Guard가 요구하는 Oracle Net 구성, 그리고 Primary 준비 작업을 실습 환경에서 직접 수행하고 판정하는 시험이다. 아직 Standby를 새로 만들지는 않는다. **이미 구성된 환경을 읽고, 요건을 검증하고, 무너뜨렸다가 되돌리는 것**이 이 시험의 범위다.</w:t>
+        <w:t xml:space="preserve">이 시험은 Active Data Guard 과정 1장~4장에서 다룬 Data Guard 아키텍처와 Standby 유형 판정, 데이터 보호 모드와 리두 전송 서비스, Data Guard가 요구하는 Oracle Net 구성, 그리고 Primary 준비 작업을 실습 환경에서 직접 수행하고 판정하는 시험이다. 아직 Standby를 새로 만들지는 않는다. </w:t>
+      </w:r>
+      <w:r>
+        <w:rPr>
+          <w:rFonts w:ascii="맑은 고딕" w:hAnsi="맑은 고딕" w:eastAsia="맑은 고딕"/>
+          <w:b w:val="0"/>
+          <w:sz w:val="20"/>
+        </w:rPr>
+        <w:t xml:space="preserve">이미 구성된 환경을 읽고, 요건을 검증하고, 무너뜨렸다가 되돌리는 것</w:t>
+      </w:r>
+      <w:r>
+        <w:rPr>
+          <w:rFonts w:ascii="맑은 고딕" w:hAnsi="맑은 고딕" w:eastAsia="맑은 고딕"/>
+          <w:b w:val="0"/>
+          <w:sz w:val="20"/>
+        </w:rPr>
+        <w:t xml:space="preserve">이 이 시험의 범위다.</w:t>
       </w:r>
     </w:p>
     <w:p>
@@ -51,7 +67,39 @@
           <w:b w:val="0"/>
           <w:sz w:val="20"/>
         </w:rPr>
-        <w:t>모든 과제는 수행 명령과 함께 판정 근거를 요구한다. 이 과정의 채점 기준은 "무엇을 실행했는가"가 아니라 **"그 결과를 근거로 무엇을 판정했는가"**다. 명령만 나열하고 값의 해석이 없는 답안은 배점의 절반만 인정한다. 오류를 재현하라는 과제에서는 **오류 번호를 그대로 기록**해야 하며, 번호 없이 "실패했다"고만 쓴 답안은 0점으로 처리한다.</w:t>
+        <w:t xml:space="preserve">모든 과제는 수행 명령과 함께 판정 근거를 요구한다. 이 과정의 채점 기준은 "무엇을 실행했는가"가 아니라 </w:t>
+      </w:r>
+      <w:r>
+        <w:rPr>
+          <w:rFonts w:ascii="맑은 고딕" w:hAnsi="맑은 고딕" w:eastAsia="맑은 고딕"/>
+          <w:b w:val="0"/>
+          <w:sz w:val="20"/>
+        </w:rPr>
+        <w:t xml:space="preserve">"그 결과를 근거로 무엇을 판정했는가"</w:t>
+      </w:r>
+      <w:r>
+        <w:rPr>
+          <w:rFonts w:ascii="맑은 고딕" w:hAnsi="맑은 고딕" w:eastAsia="맑은 고딕"/>
+          <w:b w:val="0"/>
+          <w:sz w:val="20"/>
+        </w:rPr>
+        <w:t xml:space="preserve">다. 명령만 나열하고 값의 해석이 없는 답안은 배점의 절반만 인정한다. 오류를 재현하라는 과제에서는 </w:t>
+      </w:r>
+      <w:r>
+        <w:rPr>
+          <w:rFonts w:ascii="맑은 고딕" w:hAnsi="맑은 고딕" w:eastAsia="맑은 고딕"/>
+          <w:b w:val="0"/>
+          <w:sz w:val="20"/>
+        </w:rPr>
+        <w:t xml:space="preserve">오류 번호를 그대로 기록</w:t>
+      </w:r>
+      <w:r>
+        <w:rPr>
+          <w:rFonts w:ascii="맑은 고딕" w:hAnsi="맑은 고딕" w:eastAsia="맑은 고딕"/>
+          <w:b w:val="0"/>
+          <w:sz w:val="20"/>
+        </w:rPr>
+        <w:t xml:space="preserve">해야 하며, 번호 없이 "실패했다"고만 쓴 답안은 0점으로 처리한다.</w:t>
       </w:r>
     </w:p>
     <w:p>
@@ -1270,7 +1318,23 @@
           <w:b w:val="0"/>
           <w:sz w:val="20"/>
         </w:rPr>
-        <w:t>- Section 2의 5번에서 기록한 `LOG_ARCHIVE_DEST_2` 원본 문자열이 6번과 9번의 복원 대상이다. 문자열을 그대로 옮겨 적지 않으면 복원할 수 없다.</w:t>
+        <w:t xml:space="preserve">- Section 2의 5번에서 기록한 </w:t>
+      </w:r>
+      <w:r>
+        <w:rPr>
+          <w:rFonts w:ascii="Consolas" w:hAnsi="Consolas" w:eastAsia="맑은 고딕"/>
+          <w:b w:val="0"/>
+          <w:sz w:val="20"/>
+        </w:rPr>
+        <w:t xml:space="preserve">LOG_ARCHIVE_DEST_2</w:t>
+      </w:r>
+      <w:r>
+        <w:rPr>
+          <w:rFonts w:ascii="맑은 고딕" w:hAnsi="맑은 고딕" w:eastAsia="맑은 고딕"/>
+          <w:b w:val="0"/>
+          <w:sz w:val="20"/>
+        </w:rPr>
+        <w:t xml:space="preserve"> 원본 문자열이 6번과 9번의 복원 대상이다. 문자열을 그대로 옮겨 적지 않으면 복원할 수 없다.</w:t>
       </w:r>
     </w:p>
     <w:p>
@@ -1325,7 +1389,39 @@
           <w:b/>
           <w:sz w:val="19"/>
         </w:rPr>
-        <w:t>※ 이 시험의 모든 과제는 개인 실습 환경 전용이다. 리스너 설정 변경, 패스워드 파일 교체, 방화벽 규칙 추가, 보호 모드 전환, 로그 파일 그룹 삭제가 포함되어 있으므로 운영 데이터베이스나 공용 서버에서는 절대 수행하지 않는다. 되돌릴 수 없는 명령(`RECOVER TO LOGICAL STANDBY`, `FAILOVER`)은 이 시험에 포함되지 않는다. 각 과제는 반드시 원복까지 마친 뒤 다음으로 넘어간다.</w:t>
+        <w:t xml:space="preserve">※ 이 시험의 모든 과제는 개인 실습 환경 전용이다. 리스너 설정 변경, 패스워드 파일 교체, 방화벽 규칙 추가, 보호 모드 전환, 로그 파일 그룹 삭제가 포함되어 있으므로 운영 데이터베이스나 공용 서버에서는 절대 수행하지 않는다. 되돌릴 수 없는 명령(</w:t>
+      </w:r>
+      <w:r>
+        <w:rPr>
+          <w:rFonts w:ascii="Consolas" w:hAnsi="Consolas" w:eastAsia="맑은 고딕"/>
+          <w:b/>
+          <w:sz w:val="19"/>
+        </w:rPr>
+        <w:t xml:space="preserve">RECOVER TO LOGICAL STANDBY</w:t>
+      </w:r>
+      <w:r>
+        <w:rPr>
+          <w:rFonts w:ascii="맑은 고딕" w:hAnsi="맑은 고딕" w:eastAsia="맑은 고딕"/>
+          <w:b/>
+          <w:sz w:val="19"/>
+        </w:rPr>
+        <w:t xml:space="preserve">, </w:t>
+      </w:r>
+      <w:r>
+        <w:rPr>
+          <w:rFonts w:ascii="Consolas" w:hAnsi="Consolas" w:eastAsia="맑은 고딕"/>
+          <w:b/>
+          <w:sz w:val="19"/>
+        </w:rPr>
+        <w:t xml:space="preserve">FAILOVER</w:t>
+      </w:r>
+      <w:r>
+        <w:rPr>
+          <w:rFonts w:ascii="맑은 고딕" w:hAnsi="맑은 고딕" w:eastAsia="맑은 고딕"/>
+          <w:b/>
+          <w:sz w:val="19"/>
+        </w:rPr>
+        <w:t xml:space="preserve">)은 이 시험에 포함되지 않는다. 각 과제는 반드시 원복까지 마친 뒤 다음으로 넘어간다.</w:t>
       </w:r>
     </w:p>
     <w:p>
@@ -1378,7 +1474,39 @@
           <w:b w:val="0"/>
           <w:sz w:val="20"/>
         </w:rPr>
-        <w:t>- 양쪽에서 `V$DATABASE`의 역할·개방 모드·보호 모드·컨트롤 파일 유형·`DB_UNIQUE_NAME`을 한 번에 조회할 것. 두 결과를 나란히 표로 정리할 것</w:t>
+        <w:t xml:space="preserve">- 양쪽에서 </w:t>
+      </w:r>
+      <w:r>
+        <w:rPr>
+          <w:rFonts w:ascii="Consolas" w:hAnsi="Consolas" w:eastAsia="맑은 고딕"/>
+          <w:b w:val="0"/>
+          <w:sz w:val="20"/>
+        </w:rPr>
+        <w:t xml:space="preserve">V$DATABASE</w:t>
+      </w:r>
+      <w:r>
+        <w:rPr>
+          <w:rFonts w:ascii="맑은 고딕" w:hAnsi="맑은 고딕" w:eastAsia="맑은 고딕"/>
+          <w:b w:val="0"/>
+          <w:sz w:val="20"/>
+        </w:rPr>
+        <w:t xml:space="preserve">의 역할·개방 모드·보호 모드·컨트롤 파일 유형·</w:t>
+      </w:r>
+      <w:r>
+        <w:rPr>
+          <w:rFonts w:ascii="Consolas" w:hAnsi="Consolas" w:eastAsia="맑은 고딕"/>
+          <w:b w:val="0"/>
+          <w:sz w:val="20"/>
+        </w:rPr>
+        <w:t xml:space="preserve">DB_UNIQUE_NAME</w:t>
+      </w:r>
+      <w:r>
+        <w:rPr>
+          <w:rFonts w:ascii="맑은 고딕" w:hAnsi="맑은 고딕" w:eastAsia="맑은 고딕"/>
+          <w:b w:val="0"/>
+          <w:sz w:val="20"/>
+        </w:rPr>
+        <w:t xml:space="preserve">을 한 번에 조회할 것. 두 결과를 나란히 표로 정리할 것</w:t>
       </w:r>
     </w:p>
     <w:p>
@@ -1392,7 +1520,39 @@
           <w:b w:val="0"/>
           <w:sz w:val="20"/>
         </w:rPr>
-        <w:t>- 두 데이터베이스의 `DB_NAME`이 같고 `DB_UNIQUE_NAME`이 다르다는 것을 값으로 보일 것. 왜 그래야 하는지 한 문장으로 서술할 것</w:t>
+        <w:t xml:space="preserve">- 두 데이터베이스의 </w:t>
+      </w:r>
+      <w:r>
+        <w:rPr>
+          <w:rFonts w:ascii="Consolas" w:hAnsi="Consolas" w:eastAsia="맑은 고딕"/>
+          <w:b w:val="0"/>
+          <w:sz w:val="20"/>
+        </w:rPr>
+        <w:t xml:space="preserve">DB_NAME</w:t>
+      </w:r>
+      <w:r>
+        <w:rPr>
+          <w:rFonts w:ascii="맑은 고딕" w:hAnsi="맑은 고딕" w:eastAsia="맑은 고딕"/>
+          <w:b w:val="0"/>
+          <w:sz w:val="20"/>
+        </w:rPr>
+        <w:t xml:space="preserve">이 같고 </w:t>
+      </w:r>
+      <w:r>
+        <w:rPr>
+          <w:rFonts w:ascii="Consolas" w:hAnsi="Consolas" w:eastAsia="맑은 고딕"/>
+          <w:b w:val="0"/>
+          <w:sz w:val="20"/>
+        </w:rPr>
+        <w:t xml:space="preserve">DB_UNIQUE_NAME</w:t>
+      </w:r>
+      <w:r>
+        <w:rPr>
+          <w:rFonts w:ascii="맑은 고딕" w:hAnsi="맑은 고딕" w:eastAsia="맑은 고딕"/>
+          <w:b w:val="0"/>
+          <w:sz w:val="20"/>
+        </w:rPr>
+        <w:t xml:space="preserve">이 다르다는 것을 값으로 보일 것. 왜 그래야 하는지 한 문장으로 서술할 것</w:t>
       </w:r>
     </w:p>
     <w:p>
@@ -1406,7 +1566,23 @@
           <w:b w:val="0"/>
           <w:sz w:val="20"/>
         </w:rPr>
-        <w:t>- `DBID`를 양쪽에서 조회해 비교하고, 그 값이 같은 것이 무엇을 뜻하는지 밝힐 것</w:t>
+        <w:t xml:space="preserve">- </w:t>
+      </w:r>
+      <w:r>
+        <w:rPr>
+          <w:rFonts w:ascii="Consolas" w:hAnsi="Consolas" w:eastAsia="맑은 고딕"/>
+          <w:b w:val="0"/>
+          <w:sz w:val="20"/>
+        </w:rPr>
+        <w:t xml:space="preserve">DBID</w:t>
+      </w:r>
+      <w:r>
+        <w:rPr>
+          <w:rFonts w:ascii="맑은 고딕" w:hAnsi="맑은 고딕" w:eastAsia="맑은 고딕"/>
+          <w:b w:val="0"/>
+          <w:sz w:val="20"/>
+        </w:rPr>
+        <w:t xml:space="preserve">를 양쪽에서 조회해 비교하고, 그 값이 같은 것이 무엇을 뜻하는지 밝힐 것</w:t>
       </w:r>
     </w:p>
     <w:p>
@@ -1448,7 +1624,23 @@
           <w:b w:val="0"/>
           <w:sz w:val="20"/>
         </w:rPr>
-        <w:t>- 위 값을 **기준 상태**로 표에 정리해 둘 것 (8·10·11·14·15번의 원복 판정에 쓴다)</w:t>
+        <w:t xml:space="preserve">- 위 값을 </w:t>
+      </w:r>
+      <w:r>
+        <w:rPr>
+          <w:rFonts w:ascii="맑은 고딕" w:hAnsi="맑은 고딕" w:eastAsia="맑은 고딕"/>
+          <w:b w:val="0"/>
+          <w:sz w:val="20"/>
+        </w:rPr>
+        <w:t xml:space="preserve">기준 상태</w:t>
+      </w:r>
+      <w:r>
+        <w:rPr>
+          <w:rFonts w:ascii="맑은 고딕" w:hAnsi="맑은 고딕" w:eastAsia="맑은 고딕"/>
+          <w:b w:val="0"/>
+          <w:sz w:val="20"/>
+        </w:rPr>
+        <w:t xml:space="preserve">로 표에 정리해 둘 것 (8·10·11·14·15번의 원복 판정에 쓴다)</w:t>
       </w:r>
     </w:p>
     <w:p>
@@ -1475,7 +1667,55 @@
           <w:b w:val="0"/>
           <w:sz w:val="20"/>
         </w:rPr>
-        <w:t>- Primary / Physical Standby(미개방) / Physical Standby(ADG) / Snapshot Standby / Logical Standby 다섯 가지에 대해 `DATABASE_ROLE`·`OPEN_MODE`·`CONTROLFILE_TYPE` 세 열의 조합을 표로 정리할 것</w:t>
+        <w:t xml:space="preserve">- Primary / Physical Standby(미개방) / Physical Standby(ADG) / Snapshot Standby / Logical Standby 다섯 가지에 대해 </w:t>
+      </w:r>
+      <w:r>
+        <w:rPr>
+          <w:rFonts w:ascii="Consolas" w:hAnsi="Consolas" w:eastAsia="맑은 고딕"/>
+          <w:b w:val="0"/>
+          <w:sz w:val="20"/>
+        </w:rPr>
+        <w:t xml:space="preserve">DATABASE_ROLE</w:t>
+      </w:r>
+      <w:r>
+        <w:rPr>
+          <w:rFonts w:ascii="맑은 고딕" w:hAnsi="맑은 고딕" w:eastAsia="맑은 고딕"/>
+          <w:b w:val="0"/>
+          <w:sz w:val="20"/>
+        </w:rPr>
+        <w:t xml:space="preserve">·</w:t>
+      </w:r>
+      <w:r>
+        <w:rPr>
+          <w:rFonts w:ascii="Consolas" w:hAnsi="Consolas" w:eastAsia="맑은 고딕"/>
+          <w:b w:val="0"/>
+          <w:sz w:val="20"/>
+        </w:rPr>
+        <w:t xml:space="preserve">OPEN_MODE</w:t>
+      </w:r>
+      <w:r>
+        <w:rPr>
+          <w:rFonts w:ascii="맑은 고딕" w:hAnsi="맑은 고딕" w:eastAsia="맑은 고딕"/>
+          <w:b w:val="0"/>
+          <w:sz w:val="20"/>
+        </w:rPr>
+        <w:t xml:space="preserve">·</w:t>
+      </w:r>
+      <w:r>
+        <w:rPr>
+          <w:rFonts w:ascii="Consolas" w:hAnsi="Consolas" w:eastAsia="맑은 고딕"/>
+          <w:b w:val="0"/>
+          <w:sz w:val="20"/>
+        </w:rPr>
+        <w:t xml:space="preserve">CONTROLFILE_TYPE</w:t>
+      </w:r>
+      <w:r>
+        <w:rPr>
+          <w:rFonts w:ascii="맑은 고딕" w:hAnsi="맑은 고딕" w:eastAsia="맑은 고딕"/>
+          <w:b w:val="0"/>
+          <w:sz w:val="20"/>
+        </w:rPr>
+        <w:t xml:space="preserve"> 세 열의 조합을 표로 정리할 것</w:t>
       </w:r>
     </w:p>
     <w:p>
@@ -1489,7 +1729,23 @@
           <w:b w:val="0"/>
           <w:sz w:val="20"/>
         </w:rPr>
-        <w:t>- 세 열 가운데 **역할만으로는 구분되지 않는 두 유형**을 지목하고, 그 둘을 무엇으로 가르는지 밝힐 것</w:t>
+        <w:t xml:space="preserve">- 세 열 가운데 </w:t>
+      </w:r>
+      <w:r>
+        <w:rPr>
+          <w:rFonts w:ascii="맑은 고딕" w:hAnsi="맑은 고딕" w:eastAsia="맑은 고딕"/>
+          <w:b w:val="0"/>
+          <w:sz w:val="20"/>
+        </w:rPr>
+        <w:t xml:space="preserve">역할만으로는 구분되지 않는 두 유형</w:t>
+      </w:r>
+      <w:r>
+        <w:rPr>
+          <w:rFonts w:ascii="맑은 고딕" w:hAnsi="맑은 고딕" w:eastAsia="맑은 고딕"/>
+          <w:b w:val="0"/>
+          <w:sz w:val="20"/>
+        </w:rPr>
+        <w:t xml:space="preserve">을 지목하고, 그 둘을 무엇으로 가르는지 밝힐 것</w:t>
       </w:r>
     </w:p>
     <w:p>
@@ -1503,7 +1759,55 @@
           <w:b w:val="0"/>
           <w:sz w:val="20"/>
         </w:rPr>
-        <w:t>- `CONTROLFILE_TYPE`이 `STANDBY`인 유형과 `CURRENT`인 유형을 나누고, 이 열이 실제로 무엇을 결정하는지 서술할 것 (뒤 장에서 반복해 나타나는 오류 번호 하나와 연결할 것)</w:t>
+        <w:t xml:space="preserve">- </w:t>
+      </w:r>
+      <w:r>
+        <w:rPr>
+          <w:rFonts w:ascii="Consolas" w:hAnsi="Consolas" w:eastAsia="맑은 고딕"/>
+          <w:b w:val="0"/>
+          <w:sz w:val="20"/>
+        </w:rPr>
+        <w:t xml:space="preserve">CONTROLFILE_TYPE</w:t>
+      </w:r>
+      <w:r>
+        <w:rPr>
+          <w:rFonts w:ascii="맑은 고딕" w:hAnsi="맑은 고딕" w:eastAsia="맑은 고딕"/>
+          <w:b w:val="0"/>
+          <w:sz w:val="20"/>
+        </w:rPr>
+        <w:t xml:space="preserve">이 </w:t>
+      </w:r>
+      <w:r>
+        <w:rPr>
+          <w:rFonts w:ascii="Consolas" w:hAnsi="Consolas" w:eastAsia="맑은 고딕"/>
+          <w:b w:val="0"/>
+          <w:sz w:val="20"/>
+        </w:rPr>
+        <w:t xml:space="preserve">STANDBY</w:t>
+      </w:r>
+      <w:r>
+        <w:rPr>
+          <w:rFonts w:ascii="맑은 고딕" w:hAnsi="맑은 고딕" w:eastAsia="맑은 고딕"/>
+          <w:b w:val="0"/>
+          <w:sz w:val="20"/>
+        </w:rPr>
+        <w:t xml:space="preserve">인 유형과 </w:t>
+      </w:r>
+      <w:r>
+        <w:rPr>
+          <w:rFonts w:ascii="Consolas" w:hAnsi="Consolas" w:eastAsia="맑은 고딕"/>
+          <w:b w:val="0"/>
+          <w:sz w:val="20"/>
+        </w:rPr>
+        <w:t xml:space="preserve">CURRENT</w:t>
+      </w:r>
+      <w:r>
+        <w:rPr>
+          <w:rFonts w:ascii="맑은 고딕" w:hAnsi="맑은 고딕" w:eastAsia="맑은 고딕"/>
+          <w:b w:val="0"/>
+          <w:sz w:val="20"/>
+        </w:rPr>
+        <w:t xml:space="preserve">인 유형을 나누고, 이 열이 실제로 무엇을 결정하는지 서술할 것 (뒤 장에서 반복해 나타나는 오류 번호 하나와 연결할 것)</w:t>
       </w:r>
     </w:p>
     <w:p>
@@ -1531,7 +1835,23 @@
           <w:b w:val="0"/>
           <w:sz w:val="20"/>
         </w:rPr>
-        <w:t>- 지금 상태에서 `ALTER DATABASE RECOVER MANAGED STANDBY DATABASE` 계열 명령이 성립하는 유형과 성립하지 않는 유형을 구분할 것</w:t>
+        <w:t xml:space="preserve">- 지금 상태에서 </w:t>
+      </w:r>
+      <w:r>
+        <w:rPr>
+          <w:rFonts w:ascii="Consolas" w:hAnsi="Consolas" w:eastAsia="맑은 고딕"/>
+          <w:b w:val="0"/>
+          <w:sz w:val="20"/>
+        </w:rPr>
+        <w:t xml:space="preserve">ALTER DATABASE RECOVER MANAGED STANDBY DATABASE</w:t>
+      </w:r>
+      <w:r>
+        <w:rPr>
+          <w:rFonts w:ascii="맑은 고딕" w:hAnsi="맑은 고딕" w:eastAsia="맑은 고딕"/>
+          <w:b w:val="0"/>
+          <w:sz w:val="20"/>
+        </w:rPr>
+        <w:t xml:space="preserve"> 계열 명령이 성립하는 유형과 성립하지 않는 유형을 구분할 것</w:t>
       </w:r>
     </w:p>
     <w:p>
@@ -1558,7 +1878,23 @@
           <w:b w:val="0"/>
           <w:sz w:val="20"/>
         </w:rPr>
-        <w:t>- 옵션 사용 여부를 알려 주는 기능 사용 통계 뷰를 조회할 것. **컨테이너 범위 때문에 한 번에 나오지 않는다.** 어떤 뷰로 바꿔야 결과가 나오는지 밝히고 실제 값을 제시할 것</w:t>
+        <w:t xml:space="preserve">- 옵션 사용 여부를 알려 주는 기능 사용 통계 뷰를 조회할 것. </w:t>
+      </w:r>
+      <w:r>
+        <w:rPr>
+          <w:rFonts w:ascii="맑은 고딕" w:hAnsi="맑은 고딕" w:eastAsia="맑은 고딕"/>
+          <w:b w:val="0"/>
+          <w:sz w:val="20"/>
+        </w:rPr>
+        <w:t xml:space="preserve">컨테이너 범위 때문에 한 번에 나오지 않는다.</w:t>
+      </w:r>
+      <w:r>
+        <w:rPr>
+          <w:rFonts w:ascii="맑은 고딕" w:hAnsi="맑은 고딕" w:eastAsia="맑은 고딕"/>
+          <w:b w:val="0"/>
+          <w:sz w:val="20"/>
+        </w:rPr>
+        <w:t xml:space="preserve"> 어떤 뷰로 바꿔야 결과가 나오는지 밝히고 실제 값을 제시할 것</w:t>
       </w:r>
     </w:p>
     <w:p>
@@ -1572,7 +1908,23 @@
           <w:b w:val="0"/>
           <w:sz w:val="20"/>
         </w:rPr>
-        <w:t>- 그 뷰의 `DETECTED_USAGES` 값을 제시하고, 그 값만으로 라이선스 사용 여부를 판단할 수 없는 이유를 서술할 것. 이 뷰의 갱신 주기도 함께 밝힐 것</w:t>
+        <w:t xml:space="preserve">- 그 뷰의 </w:t>
+      </w:r>
+      <w:r>
+        <w:rPr>
+          <w:rFonts w:ascii="Consolas" w:hAnsi="Consolas" w:eastAsia="맑은 고딕"/>
+          <w:b w:val="0"/>
+          <w:sz w:val="20"/>
+        </w:rPr>
+        <w:t xml:space="preserve">DETECTED_USAGES</w:t>
+      </w:r>
+      <w:r>
+        <w:rPr>
+          <w:rFonts w:ascii="맑은 고딕" w:hAnsi="맑은 고딕" w:eastAsia="맑은 고딕"/>
+          <w:b w:val="0"/>
+          <w:sz w:val="20"/>
+        </w:rPr>
+        <w:t xml:space="preserve"> 값을 제시하고, 그 값만으로 라이선스 사용 여부를 판단할 수 없는 이유를 서술할 것. 이 뷰의 갱신 주기도 함께 밝힐 것</w:t>
       </w:r>
     </w:p>
     <w:p>
@@ -1586,7 +1938,23 @@
           <w:b w:val="0"/>
           <w:sz w:val="20"/>
         </w:rPr>
-        <w:t>- 옵션이 필요한 상태와 필요 없는 상태를 `OPEN_MODE` 값으로 구분해 제시할 것</w:t>
+        <w:t xml:space="preserve">- 옵션이 필요한 상태와 필요 없는 상태를 </w:t>
+      </w:r>
+      <w:r>
+        <w:rPr>
+          <w:rFonts w:ascii="Consolas" w:hAnsi="Consolas" w:eastAsia="맑은 고딕"/>
+          <w:b w:val="0"/>
+          <w:sz w:val="20"/>
+        </w:rPr>
+        <w:t xml:space="preserve">OPEN_MODE</w:t>
+      </w:r>
+      <w:r>
+        <w:rPr>
+          <w:rFonts w:ascii="맑은 고딕" w:hAnsi="맑은 고딕" w:eastAsia="맑은 고딕"/>
+          <w:b w:val="0"/>
+          <w:sz w:val="20"/>
+        </w:rPr>
+        <w:t xml:space="preserve"> 값으로 구분해 제시할 것</w:t>
       </w:r>
     </w:p>
     <w:p>
@@ -1704,7 +2072,39 @@
           <w:b w:val="0"/>
           <w:sz w:val="20"/>
         </w:rPr>
-        <w:t>- `PROTECTION_MODE`와 `PROTECTION_LEVEL` 두 열을 양쪽에서 조회할 것. 네 개의 값을 모두 제시할 것</w:t>
+        <w:t xml:space="preserve">- </w:t>
+      </w:r>
+      <w:r>
+        <w:rPr>
+          <w:rFonts w:ascii="Consolas" w:hAnsi="Consolas" w:eastAsia="맑은 고딕"/>
+          <w:b w:val="0"/>
+          <w:sz w:val="20"/>
+        </w:rPr>
+        <w:t xml:space="preserve">PROTECTION_MODE</w:t>
+      </w:r>
+      <w:r>
+        <w:rPr>
+          <w:rFonts w:ascii="맑은 고딕" w:hAnsi="맑은 고딕" w:eastAsia="맑은 고딕"/>
+          <w:b w:val="0"/>
+          <w:sz w:val="20"/>
+        </w:rPr>
+        <w:t xml:space="preserve">와 </w:t>
+      </w:r>
+      <w:r>
+        <w:rPr>
+          <w:rFonts w:ascii="Consolas" w:hAnsi="Consolas" w:eastAsia="맑은 고딕"/>
+          <w:b w:val="0"/>
+          <w:sz w:val="20"/>
+        </w:rPr>
+        <w:t xml:space="preserve">PROTECTION_LEVEL</w:t>
+      </w:r>
+      <w:r>
+        <w:rPr>
+          <w:rFonts w:ascii="맑은 고딕" w:hAnsi="맑은 고딕" w:eastAsia="맑은 고딕"/>
+          <w:b w:val="0"/>
+          <w:sz w:val="20"/>
+        </w:rPr>
+        <w:t xml:space="preserve"> 두 열을 양쪽에서 조회할 것. 네 개의 값을 모두 제시할 것</w:t>
       </w:r>
     </w:p>
     <w:p>
@@ -1732,7 +2132,23 @@
           <w:b w:val="0"/>
           <w:sz w:val="20"/>
         </w:rPr>
-        <w:t>- 두 값이 어긋날 수 있는 상황을 한 가지 들고, 그때 `PROTECTION_LEVEL`에 어떤 값이 나타나는지 밝힐 것</w:t>
+        <w:t xml:space="preserve">- 두 값이 어긋날 수 있는 상황을 한 가지 들고, 그때 </w:t>
+      </w:r>
+      <w:r>
+        <w:rPr>
+          <w:rFonts w:ascii="Consolas" w:hAnsi="Consolas" w:eastAsia="맑은 고딕"/>
+          <w:b w:val="0"/>
+          <w:sz w:val="20"/>
+        </w:rPr>
+        <w:t xml:space="preserve">PROTECTION_LEVEL</w:t>
+      </w:r>
+      <w:r>
+        <w:rPr>
+          <w:rFonts w:ascii="맑은 고딕" w:hAnsi="맑은 고딕" w:eastAsia="맑은 고딕"/>
+          <w:b w:val="0"/>
+          <w:sz w:val="20"/>
+        </w:rPr>
+        <w:t xml:space="preserve">에 어떤 값이 나타나는지 밝힐 것</w:t>
       </w:r>
     </w:p>
     <w:p>
@@ -1773,7 +2189,23 @@
           <w:b/>
           <w:sz w:val="21"/>
         </w:rPr>
-        <w:t>5. `LOG_ARCHIVE_DEST_2` 문자열을 속성 단위로 분해하고 각 속성이 어느 뷰의 어느 열로 나타나는지 대응시키시오.  [7점]</w:t>
+        <w:t xml:space="preserve">5. </w:t>
+      </w:r>
+      <w:r>
+        <w:rPr>
+          <w:rFonts w:ascii="Consolas" w:hAnsi="Consolas" w:eastAsia="맑은 고딕"/>
+          <w:b/>
+          <w:sz w:val="21"/>
+        </w:rPr>
+        <w:t xml:space="preserve">LOG_ARCHIVE_DEST_2</w:t>
+      </w:r>
+      <w:r>
+        <w:rPr>
+          <w:rFonts w:ascii="맑은 고딕" w:hAnsi="맑은 고딕" w:eastAsia="맑은 고딕"/>
+          <w:b/>
+          <w:sz w:val="21"/>
+        </w:rPr>
+        <w:t xml:space="preserve"> 문자열을 속성 단위로 분해하고 각 속성이 어느 뷰의 어느 열로 나타나는지 대응시키시오.  [7점]</w:t>
       </w:r>
     </w:p>
     <w:p>
@@ -1787,7 +2219,39 @@
           <w:b w:val="0"/>
           <w:sz w:val="20"/>
         </w:rPr>
-        <w:t>- 현재 `LOG_ARCHIVE_DEST_2`의 값을 **문자열 그대로** 기록할 것. 이 문자열은 6번과 9번의 복원 대상이므로 정확히 옮길 것</w:t>
+        <w:t xml:space="preserve">- 현재 </w:t>
+      </w:r>
+      <w:r>
+        <w:rPr>
+          <w:rFonts w:ascii="Consolas" w:hAnsi="Consolas" w:eastAsia="맑은 고딕"/>
+          <w:b w:val="0"/>
+          <w:sz w:val="20"/>
+        </w:rPr>
+        <w:t xml:space="preserve">LOG_ARCHIVE_DEST_2</w:t>
+      </w:r>
+      <w:r>
+        <w:rPr>
+          <w:rFonts w:ascii="맑은 고딕" w:hAnsi="맑은 고딕" w:eastAsia="맑은 고딕"/>
+          <w:b w:val="0"/>
+          <w:sz w:val="20"/>
+        </w:rPr>
+        <w:t xml:space="preserve">의 값을 </w:t>
+      </w:r>
+      <w:r>
+        <w:rPr>
+          <w:rFonts w:ascii="맑은 고딕" w:hAnsi="맑은 고딕" w:eastAsia="맑은 고딕"/>
+          <w:b w:val="0"/>
+          <w:sz w:val="20"/>
+        </w:rPr>
+        <w:t xml:space="preserve">문자열 그대로</w:t>
+      </w:r>
+      <w:r>
+        <w:rPr>
+          <w:rFonts w:ascii="맑은 고딕" w:hAnsi="맑은 고딕" w:eastAsia="맑은 고딕"/>
+          <w:b w:val="0"/>
+          <w:sz w:val="20"/>
+        </w:rPr>
+        <w:t xml:space="preserve"> 기록할 것. 이 문자열은 6번과 9번의 복원 대상이므로 정확히 옮길 것</w:t>
       </w:r>
     </w:p>
     <w:p>
@@ -1801,7 +2265,23 @@
           <w:b w:val="0"/>
           <w:sz w:val="20"/>
         </w:rPr>
-        <w:t>- 문자열을 속성 단위로 분해하고, 각 속성이 `V$ARCHIVE_DEST`의 어떤 열로 나타나는지 표로 대응시킬 것. 최소 다섯 개 속성을 다룰 것</w:t>
+        <w:t xml:space="preserve">- 문자열을 속성 단위로 분해하고, 각 속성이 </w:t>
+      </w:r>
+      <w:r>
+        <w:rPr>
+          <w:rFonts w:ascii="Consolas" w:hAnsi="Consolas" w:eastAsia="맑은 고딕"/>
+          <w:b w:val="0"/>
+          <w:sz w:val="20"/>
+        </w:rPr>
+        <w:t xml:space="preserve">V$ARCHIVE_DEST</w:t>
+      </w:r>
+      <w:r>
+        <w:rPr>
+          <w:rFonts w:ascii="맑은 고딕" w:hAnsi="맑은 고딕" w:eastAsia="맑은 고딕"/>
+          <w:b w:val="0"/>
+          <w:sz w:val="20"/>
+        </w:rPr>
+        <w:t xml:space="preserve">의 어떤 열로 나타나는지 표로 대응시킬 것. 최소 다섯 개 속성을 다룰 것</w:t>
       </w:r>
     </w:p>
     <w:p>
@@ -1815,7 +2295,39 @@
           <w:b w:val="0"/>
           <w:sz w:val="20"/>
         </w:rPr>
-        <w:t>- `VALID_FOR` 하나가 뷰에서 **두 개의 열**로 나뉘는 것을 값으로 보일 것</w:t>
+        <w:t xml:space="preserve">- </w:t>
+      </w:r>
+      <w:r>
+        <w:rPr>
+          <w:rFonts w:ascii="Consolas" w:hAnsi="Consolas" w:eastAsia="맑은 고딕"/>
+          <w:b w:val="0"/>
+          <w:sz w:val="20"/>
+        </w:rPr>
+        <w:t xml:space="preserve">VALID_FOR</w:t>
+      </w:r>
+      <w:r>
+        <w:rPr>
+          <w:rFonts w:ascii="맑은 고딕" w:hAnsi="맑은 고딕" w:eastAsia="맑은 고딕"/>
+          <w:b w:val="0"/>
+          <w:sz w:val="20"/>
+        </w:rPr>
+        <w:t xml:space="preserve"> 하나가 뷰에서 </w:t>
+      </w:r>
+      <w:r>
+        <w:rPr>
+          <w:rFonts w:ascii="맑은 고딕" w:hAnsi="맑은 고딕" w:eastAsia="맑은 고딕"/>
+          <w:b w:val="0"/>
+          <w:sz w:val="20"/>
+        </w:rPr>
+        <w:t xml:space="preserve">두 개의 열</w:t>
+      </w:r>
+      <w:r>
+        <w:rPr>
+          <w:rFonts w:ascii="맑은 고딕" w:hAnsi="맑은 고딕" w:eastAsia="맑은 고딕"/>
+          <w:b w:val="0"/>
+          <w:sz w:val="20"/>
+        </w:rPr>
+        <w:t xml:space="preserve">로 나뉘는 것을 값으로 보일 것</w:t>
       </w:r>
     </w:p>
     <w:p>
@@ -1843,7 +2355,23 @@
           <w:b w:val="0"/>
           <w:sz w:val="20"/>
         </w:rPr>
-        <w:t>- `VALID_NOW`의 현재 값을 확인하고, 이 열이 진단에서 가장 먼저 확인해야 할 값인 이유를 서술할 것</w:t>
+        <w:t xml:space="preserve">- </w:t>
+      </w:r>
+      <w:r>
+        <w:rPr>
+          <w:rFonts w:ascii="Consolas" w:hAnsi="Consolas" w:eastAsia="맑은 고딕"/>
+          <w:b w:val="0"/>
+          <w:sz w:val="20"/>
+        </w:rPr>
+        <w:t xml:space="preserve">VALID_NOW</w:t>
+      </w:r>
+      <w:r>
+        <w:rPr>
+          <w:rFonts w:ascii="맑은 고딕" w:hAnsi="맑은 고딕" w:eastAsia="맑은 고딕"/>
+          <w:b w:val="0"/>
+          <w:sz w:val="20"/>
+        </w:rPr>
+        <w:t xml:space="preserve">의 현재 값을 확인하고, 이 열이 진단에서 가장 먼저 확인해야 할 값인 이유를 서술할 것</w:t>
       </w:r>
     </w:p>
     <w:p>
@@ -1857,7 +2385,39 @@
           <w:b w:val="0"/>
           <w:sz w:val="20"/>
         </w:rPr>
-        <w:t>- `V$ARCHIVE_DEST`와 `V$ARCHIVE_DEST_STATUS` 두 뷰의 관점 차이를 정리하고, 어느 쪽에서 오류 원인을 읽는지 밝힐 것</w:t>
+        <w:t xml:space="preserve">- </w:t>
+      </w:r>
+      <w:r>
+        <w:rPr>
+          <w:rFonts w:ascii="Consolas" w:hAnsi="Consolas" w:eastAsia="맑은 고딕"/>
+          <w:b w:val="0"/>
+          <w:sz w:val="20"/>
+        </w:rPr>
+        <w:t xml:space="preserve">V$ARCHIVE_DEST</w:t>
+      </w:r>
+      <w:r>
+        <w:rPr>
+          <w:rFonts w:ascii="맑은 고딕" w:hAnsi="맑은 고딕" w:eastAsia="맑은 고딕"/>
+          <w:b w:val="0"/>
+          <w:sz w:val="20"/>
+        </w:rPr>
+        <w:t xml:space="preserve">와 </w:t>
+      </w:r>
+      <w:r>
+        <w:rPr>
+          <w:rFonts w:ascii="Consolas" w:hAnsi="Consolas" w:eastAsia="맑은 고딕"/>
+          <w:b w:val="0"/>
+          <w:sz w:val="20"/>
+        </w:rPr>
+        <w:t xml:space="preserve">V$ARCHIVE_DEST_STATUS</w:t>
+      </w:r>
+      <w:r>
+        <w:rPr>
+          <w:rFonts w:ascii="맑은 고딕" w:hAnsi="맑은 고딕" w:eastAsia="맑은 고딕"/>
+          <w:b w:val="0"/>
+          <w:sz w:val="20"/>
+        </w:rPr>
+        <w:t xml:space="preserve"> 두 뷰의 관점 차이를 정리하고, 어느 쪽에서 오류 원인을 읽는지 밝힐 것</w:t>
       </w:r>
     </w:p>
     <w:p>
@@ -1884,7 +2444,39 @@
           <w:b w:val="0"/>
           <w:sz w:val="20"/>
         </w:rPr>
-        <w:t>- `ASYNC NOAFFIRM` 상태 그대로 Maximum Protection 으로 올릴 것. **거부된다.** 오류 번호를 그대로 기록하고, 그 메시지의 문면과 실제 원인이 어떻게 다른지 서술할 것</w:t>
+        <w:t xml:space="preserve">- </w:t>
+      </w:r>
+      <w:r>
+        <w:rPr>
+          <w:rFonts w:ascii="Consolas" w:hAnsi="Consolas" w:eastAsia="맑은 고딕"/>
+          <w:b w:val="0"/>
+          <w:sz w:val="20"/>
+        </w:rPr>
+        <w:t xml:space="preserve">ASYNC NOAFFIRM</w:t>
+      </w:r>
+      <w:r>
+        <w:rPr>
+          <w:rFonts w:ascii="맑은 고딕" w:hAnsi="맑은 고딕" w:eastAsia="맑은 고딕"/>
+          <w:b w:val="0"/>
+          <w:sz w:val="20"/>
+        </w:rPr>
+        <w:t xml:space="preserve"> 상태 그대로 Maximum Protection 으로 올릴 것. </w:t>
+      </w:r>
+      <w:r>
+        <w:rPr>
+          <w:rFonts w:ascii="맑은 고딕" w:hAnsi="맑은 고딕" w:eastAsia="맑은 고딕"/>
+          <w:b w:val="0"/>
+          <w:sz w:val="20"/>
+        </w:rPr>
+        <w:t xml:space="preserve">거부된다.</w:t>
+      </w:r>
+      <w:r>
+        <w:rPr>
+          <w:rFonts w:ascii="맑은 고딕" w:hAnsi="맑은 고딕" w:eastAsia="맑은 고딕"/>
+          <w:b w:val="0"/>
+          <w:sz w:val="20"/>
+        </w:rPr>
+        <w:t xml:space="preserve"> 오류 번호를 그대로 기록하고, 그 메시지의 문면과 실제 원인이 어떻게 다른지 서술할 것</w:t>
       </w:r>
     </w:p>
     <w:p>
@@ -1898,7 +2490,39 @@
           <w:b w:val="0"/>
           <w:sz w:val="20"/>
         </w:rPr>
-        <w:t>- 같은 상태에서 Maximum Availability 로 올릴 것. **이번에는 명령이 성공한다.** 그런데 `PROTECTION_LEVEL` 이 무엇으로 나오는지 확인하고, 명령의 성공과 수준의 달성이 왜 다른 일인지 설명할 것</w:t>
+        <w:t xml:space="preserve">- 같은 상태에서 Maximum Availability 로 올릴 것. </w:t>
+      </w:r>
+      <w:r>
+        <w:rPr>
+          <w:rFonts w:ascii="맑은 고딕" w:hAnsi="맑은 고딕" w:eastAsia="맑은 고딕"/>
+          <w:b w:val="0"/>
+          <w:sz w:val="20"/>
+        </w:rPr>
+        <w:t xml:space="preserve">이번에는 명령이 성공한다.</w:t>
+      </w:r>
+      <w:r>
+        <w:rPr>
+          <w:rFonts w:ascii="맑은 고딕" w:hAnsi="맑은 고딕" w:eastAsia="맑은 고딕"/>
+          <w:b w:val="0"/>
+          <w:sz w:val="20"/>
+        </w:rPr>
+        <w:t xml:space="preserve"> 그런데 </w:t>
+      </w:r>
+      <w:r>
+        <w:rPr>
+          <w:rFonts w:ascii="Consolas" w:hAnsi="Consolas" w:eastAsia="맑은 고딕"/>
+          <w:b w:val="0"/>
+          <w:sz w:val="20"/>
+        </w:rPr>
+        <w:t xml:space="preserve">PROTECTION_LEVEL</w:t>
+      </w:r>
+      <w:r>
+        <w:rPr>
+          <w:rFonts w:ascii="맑은 고딕" w:hAnsi="맑은 고딕" w:eastAsia="맑은 고딕"/>
+          <w:b w:val="0"/>
+          <w:sz w:val="20"/>
+        </w:rPr>
+        <w:t xml:space="preserve"> 이 무엇으로 나오는지 확인하고, 명령의 성공과 수준의 달성이 왜 다른 일인지 설명할 것</w:t>
       </w:r>
     </w:p>
     <w:p>
@@ -1912,7 +2536,23 @@
           <w:b w:val="0"/>
           <w:sz w:val="20"/>
         </w:rPr>
-        <w:t>- 목적지 속성을 요건에 맞게 바꾼 뒤 로그 전환을 일으키고, `PROTECTION_LEVEL` 이 올라가는 것을 확인할 것. 양쪽에서 두 값을 다시 조회해 네 값을 제시할 것</w:t>
+        <w:t xml:space="preserve">- 목적지 속성을 요건에 맞게 바꾼 뒤 로그 전환을 일으키고, </w:t>
+      </w:r>
+      <w:r>
+        <w:rPr>
+          <w:rFonts w:ascii="Consolas" w:hAnsi="Consolas" w:eastAsia="맑은 고딕"/>
+          <w:b w:val="0"/>
+          <w:sz w:val="20"/>
+        </w:rPr>
+        <w:t xml:space="preserve">PROTECTION_LEVEL</w:t>
+      </w:r>
+      <w:r>
+        <w:rPr>
+          <w:rFonts w:ascii="맑은 고딕" w:hAnsi="맑은 고딕" w:eastAsia="맑은 고딕"/>
+          <w:b w:val="0"/>
+          <w:sz w:val="20"/>
+        </w:rPr>
+        <w:t xml:space="preserve"> 이 올라가는 것을 확인할 것. 양쪽에서 두 값을 다시 조회해 네 값을 제시할 것</w:t>
       </w:r>
     </w:p>
     <w:p>
@@ -1926,7 +2566,23 @@
           <w:b w:val="0"/>
           <w:sz w:val="20"/>
         </w:rPr>
-        <w:t>- **Maximum Protection 으로는 올리지 말 것.** 이 환경에서 그 모드를 쓰면 안 되는 이유를 Standby 대수와 연결해 서술할 것</w:t>
+        <w:t xml:space="preserve">- </w:t>
+      </w:r>
+      <w:r>
+        <w:rPr>
+          <w:rFonts w:ascii="맑은 고딕" w:hAnsi="맑은 고딕" w:eastAsia="맑은 고딕"/>
+          <w:b w:val="0"/>
+          <w:sz w:val="20"/>
+        </w:rPr>
+        <w:t xml:space="preserve">Maximum Protection 으로는 올리지 말 것.</w:t>
+      </w:r>
+      <w:r>
+        <w:rPr>
+          <w:rFonts w:ascii="맑은 고딕" w:hAnsi="맑은 고딕" w:eastAsia="맑은 고딕"/>
+          <w:b w:val="0"/>
+          <w:sz w:val="20"/>
+        </w:rPr>
+        <w:t xml:space="preserve"> 이 환경에서 그 모드를 쓰면 안 되는 이유를 Standby 대수와 연결해 서술할 것</w:t>
       </w:r>
     </w:p>
     <w:p>
@@ -1940,7 +2596,63 @@
           <w:b w:val="0"/>
           <w:sz w:val="20"/>
         </w:rPr>
-        <w:t>- Maximum Performance 로 되돌리고 `LOG_ARCHIVE_DEST_2` 를 5번에서 기록한 원본 문자열로 복원할 것. 복원 후 `VALID_NOW` 와 두 지연, 그리고 **양쪽의 `PROTECTION_LEVEL`** 을 확인할 것</w:t>
+        <w:t xml:space="preserve">- Maximum Performance 로 되돌리고 </w:t>
+      </w:r>
+      <w:r>
+        <w:rPr>
+          <w:rFonts w:ascii="Consolas" w:hAnsi="Consolas" w:eastAsia="맑은 고딕"/>
+          <w:b w:val="0"/>
+          <w:sz w:val="20"/>
+        </w:rPr>
+        <w:t xml:space="preserve">LOG_ARCHIVE_DEST_2</w:t>
+      </w:r>
+      <w:r>
+        <w:rPr>
+          <w:rFonts w:ascii="맑은 고딕" w:hAnsi="맑은 고딕" w:eastAsia="맑은 고딕"/>
+          <w:b w:val="0"/>
+          <w:sz w:val="20"/>
+        </w:rPr>
+        <w:t xml:space="preserve"> 를 5번에서 기록한 원본 문자열로 복원할 것. 복원 후 </w:t>
+      </w:r>
+      <w:r>
+        <w:rPr>
+          <w:rFonts w:ascii="Consolas" w:hAnsi="Consolas" w:eastAsia="맑은 고딕"/>
+          <w:b w:val="0"/>
+          <w:sz w:val="20"/>
+        </w:rPr>
+        <w:t xml:space="preserve">VALID_NOW</w:t>
+      </w:r>
+      <w:r>
+        <w:rPr>
+          <w:rFonts w:ascii="맑은 고딕" w:hAnsi="맑은 고딕" w:eastAsia="맑은 고딕"/>
+          <w:b w:val="0"/>
+          <w:sz w:val="20"/>
+        </w:rPr>
+        <w:t xml:space="preserve"> 와 두 지연, 그리고 </w:t>
+      </w:r>
+      <w:r>
+        <w:rPr>
+          <w:rFonts w:ascii="맑은 고딕" w:hAnsi="맑은 고딕" w:eastAsia="맑은 고딕"/>
+          <w:b w:val="0"/>
+          <w:sz w:val="20"/>
+        </w:rPr>
+        <w:t xml:space="preserve">양쪽의 </w:t>
+      </w:r>
+      <w:r>
+        <w:rPr>
+          <w:rFonts w:ascii="Consolas" w:hAnsi="Consolas" w:eastAsia="맑은 고딕"/>
+          <w:b w:val="0"/>
+          <w:sz w:val="20"/>
+        </w:rPr>
+        <w:t xml:space="preserve">PROTECTION_LEVEL</w:t>
+      </w:r>
+      <w:r>
+        <w:rPr>
+          <w:rFonts w:ascii="맑은 고딕" w:hAnsi="맑은 고딕" w:eastAsia="맑은 고딕"/>
+          <w:b w:val="0"/>
+          <w:sz w:val="20"/>
+        </w:rPr>
+        <w:t xml:space="preserve"> 을 확인할 것</w:t>
       </w:r>
     </w:p>
     <w:tbl>
@@ -2058,7 +2770,23 @@
           <w:b w:val="0"/>
           <w:sz w:val="20"/>
         </w:rPr>
-        <w:t>- 리스너에 등록된 서비스 목록에서 이 구성이 쓰는 서비스 이름을 모두 나열할 것. `_DGMGRL` 접미사가 붙은 것이 무엇인지 밝힐 것</w:t>
+        <w:t xml:space="preserve">- 리스너에 등록된 서비스 목록에서 이 구성이 쓰는 서비스 이름을 모두 나열할 것. </w:t>
+      </w:r>
+      <w:r>
+        <w:rPr>
+          <w:rFonts w:ascii="Consolas" w:hAnsi="Consolas" w:eastAsia="맑은 고딕"/>
+          <w:b w:val="0"/>
+          <w:sz w:val="20"/>
+        </w:rPr>
+        <w:t xml:space="preserve">_DGMGRL</w:t>
+      </w:r>
+      <w:r>
+        <w:rPr>
+          <w:rFonts w:ascii="맑은 고딕" w:hAnsi="맑은 고딕" w:eastAsia="맑은 고딕"/>
+          <w:b w:val="0"/>
+          <w:sz w:val="20"/>
+        </w:rPr>
+        <w:t xml:space="preserve"> 접미사가 붙은 것이 무엇인지 밝힐 것</w:t>
       </w:r>
     </w:p>
     <w:p>
@@ -2072,7 +2800,23 @@
           <w:b w:val="0"/>
           <w:sz w:val="20"/>
         </w:rPr>
-        <w:t>- 같은 서비스에 인스턴스가 둘로 표시되는 경우를 찾고, 두 인스턴스의 `status` 값이 왜 다른지 설명할 것</w:t>
+        <w:t xml:space="preserve">- 같은 서비스에 인스턴스가 둘로 표시되는 경우를 찾고, 두 인스턴스의 </w:t>
+      </w:r>
+      <w:r>
+        <w:rPr>
+          <w:rFonts w:ascii="Consolas" w:hAnsi="Consolas" w:eastAsia="맑은 고딕"/>
+          <w:b w:val="0"/>
+          <w:sz w:val="20"/>
+        </w:rPr>
+        <w:t xml:space="preserve">status</w:t>
+      </w:r>
+      <w:r>
+        <w:rPr>
+          <w:rFonts w:ascii="맑은 고딕" w:hAnsi="맑은 고딕" w:eastAsia="맑은 고딕"/>
+          <w:b w:val="0"/>
+          <w:sz w:val="20"/>
+        </w:rPr>
+        <w:t xml:space="preserve"> 값이 왜 다른지 설명할 것</w:t>
       </w:r>
     </w:p>
     <w:p>
@@ -2086,7 +2830,15 @@
           <w:b w:val="0"/>
           <w:sz w:val="20"/>
         </w:rPr>
-        <w:t>- 이 절차를 8·10·11번에서 그대로 재사용할 것이므로 **명령 목록을 고정해 둘 것**</w:t>
+        <w:t xml:space="preserve">- 이 절차를 8·10·11번에서 그대로 재사용할 것이므로 </w:t>
+      </w:r>
+      <w:r>
+        <w:rPr>
+          <w:rFonts w:ascii="맑은 고딕" w:hAnsi="맑은 고딕" w:eastAsia="맑은 고딕"/>
+          <w:b w:val="0"/>
+          <w:sz w:val="20"/>
+        </w:rPr>
+        <w:t xml:space="preserve">명령 목록을 고정해 둘 것</w:t>
       </w:r>
     </w:p>
     <w:p>
@@ -2113,7 +2865,23 @@
           <w:b w:val="0"/>
           <w:sz w:val="20"/>
         </w:rPr>
-        <w:t>- 작업 전 `listener.ora`를 백업할 것. 백업 파일 이름과 위치를 밝힐 것</w:t>
+        <w:t xml:space="preserve">- 작업 전 </w:t>
+      </w:r>
+      <w:r>
+        <w:rPr>
+          <w:rFonts w:ascii="Consolas" w:hAnsi="Consolas" w:eastAsia="맑은 고딕"/>
+          <w:b w:val="0"/>
+          <w:sz w:val="20"/>
+        </w:rPr>
+        <w:t xml:space="preserve">listener.ora</w:t>
+      </w:r>
+      <w:r>
+        <w:rPr>
+          <w:rFonts w:ascii="맑은 고딕" w:hAnsi="맑은 고딕" w:eastAsia="맑은 고딕"/>
+          <w:b w:val="0"/>
+          <w:sz w:val="20"/>
+        </w:rPr>
+        <w:t xml:space="preserve">를 백업할 것. 백업 파일 이름과 위치를 밝힐 것</w:t>
       </w:r>
     </w:p>
     <w:p>
@@ -2141,7 +2909,23 @@
           <w:b w:val="0"/>
           <w:sz w:val="20"/>
         </w:rPr>
-        <w:t>- 7번의 절차를 그대로 수행해 **어느 계층에서 처음 실패하는지** 판정할 것. 오류 번호를 기록할 것</w:t>
+        <w:t xml:space="preserve">- 7번의 절차를 그대로 수행해 </w:t>
+      </w:r>
+      <w:r>
+        <w:rPr>
+          <w:rFonts w:ascii="맑은 고딕" w:hAnsi="맑은 고딕" w:eastAsia="맑은 고딕"/>
+          <w:b w:val="0"/>
+          <w:sz w:val="20"/>
+        </w:rPr>
+        <w:t xml:space="preserve">어느 계층에서 처음 실패하는지</w:t>
+      </w:r>
+      <w:r>
+        <w:rPr>
+          <w:rFonts w:ascii="맑은 고딕" w:hAnsi="맑은 고딕" w:eastAsia="맑은 고딕"/>
+          <w:b w:val="0"/>
+          <w:sz w:val="20"/>
+        </w:rPr>
+        <w:t xml:space="preserve"> 판정할 것. 오류 번호를 기록할 것</w:t>
       </w:r>
     </w:p>
     <w:p>
@@ -2210,7 +2994,23 @@
           <w:b/>
           <w:sz w:val="21"/>
         </w:rPr>
-        <w:t>9. `LOG_ARCHIVE_CONFIG`에서 구성원 이름을 누락시켜 전송이 거부되는 것을 재현하고 복원하시오.  [7점]</w:t>
+        <w:t xml:space="preserve">9. </w:t>
+      </w:r>
+      <w:r>
+        <w:rPr>
+          <w:rFonts w:ascii="Consolas" w:hAnsi="Consolas" w:eastAsia="맑은 고딕"/>
+          <w:b/>
+          <w:sz w:val="21"/>
+        </w:rPr>
+        <w:t xml:space="preserve">LOG_ARCHIVE_CONFIG</w:t>
+      </w:r>
+      <w:r>
+        <w:rPr>
+          <w:rFonts w:ascii="맑은 고딕" w:hAnsi="맑은 고딕" w:eastAsia="맑은 고딕"/>
+          <w:b/>
+          <w:sz w:val="21"/>
+        </w:rPr>
+        <w:t xml:space="preserve">에서 구성원 이름을 누락시켜 전송이 거부되는 것을 재현하고 복원하시오.  [7점]</w:t>
       </w:r>
     </w:p>
     <w:p>
@@ -2224,7 +3024,23 @@
           <w:b w:val="0"/>
           <w:sz w:val="20"/>
         </w:rPr>
-        <w:t>- 양쪽의 현재 `LOG_ARCHIVE_CONFIG` 값을 기록할 것</w:t>
+        <w:t xml:space="preserve">- 양쪽의 현재 </w:t>
+      </w:r>
+      <w:r>
+        <w:rPr>
+          <w:rFonts w:ascii="Consolas" w:hAnsi="Consolas" w:eastAsia="맑은 고딕"/>
+          <w:b w:val="0"/>
+          <w:sz w:val="20"/>
+        </w:rPr>
+        <w:t xml:space="preserve">LOG_ARCHIVE_CONFIG</w:t>
+      </w:r>
+      <w:r>
+        <w:rPr>
+          <w:rFonts w:ascii="맑은 고딕" w:hAnsi="맑은 고딕" w:eastAsia="맑은 고딕"/>
+          <w:b w:val="0"/>
+          <w:sz w:val="20"/>
+        </w:rPr>
+        <w:t xml:space="preserve"> 값을 기록할 것</w:t>
       </w:r>
     </w:p>
     <w:p>
@@ -2238,7 +3054,39 @@
           <w:b w:val="0"/>
           <w:sz w:val="20"/>
         </w:rPr>
-        <w:t>- Standby 쪽 값에서 Primary의 `DB_UNIQUE_NAME`을 제거할 것. 제거에 사용한 명령과 적용 범위(`SCOPE`)를 밝힐 것</w:t>
+        <w:t xml:space="preserve">- Standby 쪽 값에서 Primary의 </w:t>
+      </w:r>
+      <w:r>
+        <w:rPr>
+          <w:rFonts w:ascii="Consolas" w:hAnsi="Consolas" w:eastAsia="맑은 고딕"/>
+          <w:b w:val="0"/>
+          <w:sz w:val="20"/>
+        </w:rPr>
+        <w:t xml:space="preserve">DB_UNIQUE_NAME</w:t>
+      </w:r>
+      <w:r>
+        <w:rPr>
+          <w:rFonts w:ascii="맑은 고딕" w:hAnsi="맑은 고딕" w:eastAsia="맑은 고딕"/>
+          <w:b w:val="0"/>
+          <w:sz w:val="20"/>
+        </w:rPr>
+        <w:t xml:space="preserve">을 제거할 것. 제거에 사용한 명령과 적용 범위(</w:t>
+      </w:r>
+      <w:r>
+        <w:rPr>
+          <w:rFonts w:ascii="Consolas" w:hAnsi="Consolas" w:eastAsia="맑은 고딕"/>
+          <w:b w:val="0"/>
+          <w:sz w:val="20"/>
+        </w:rPr>
+        <w:t xml:space="preserve">SCOPE</w:t>
+      </w:r>
+      <w:r>
+        <w:rPr>
+          <w:rFonts w:ascii="맑은 고딕" w:hAnsi="맑은 고딕" w:eastAsia="맑은 고딕"/>
+          <w:b w:val="0"/>
+          <w:sz w:val="20"/>
+        </w:rPr>
+        <w:t xml:space="preserve">)를 밝힐 것</w:t>
       </w:r>
     </w:p>
     <w:p>
@@ -2252,7 +3100,55 @@
           <w:b w:val="0"/>
           <w:sz w:val="20"/>
         </w:rPr>
-        <w:t>- Primary에서 로그 전환을 일으킨 뒤 목적지 상태를 확인할 것. `STATUS`와 `ERROR` 두 열의 값을 모두 제시하고 **오류 번호를 기록**할 것</w:t>
+        <w:t xml:space="preserve">- Primary에서 로그 전환을 일으킨 뒤 목적지 상태를 확인할 것. </w:t>
+      </w:r>
+      <w:r>
+        <w:rPr>
+          <w:rFonts w:ascii="Consolas" w:hAnsi="Consolas" w:eastAsia="맑은 고딕"/>
+          <w:b w:val="0"/>
+          <w:sz w:val="20"/>
+        </w:rPr>
+        <w:t xml:space="preserve">STATUS</w:t>
+      </w:r>
+      <w:r>
+        <w:rPr>
+          <w:rFonts w:ascii="맑은 고딕" w:hAnsi="맑은 고딕" w:eastAsia="맑은 고딕"/>
+          <w:b w:val="0"/>
+          <w:sz w:val="20"/>
+        </w:rPr>
+        <w:t xml:space="preserve">와 </w:t>
+      </w:r>
+      <w:r>
+        <w:rPr>
+          <w:rFonts w:ascii="Consolas" w:hAnsi="Consolas" w:eastAsia="맑은 고딕"/>
+          <w:b w:val="0"/>
+          <w:sz w:val="20"/>
+        </w:rPr>
+        <w:t xml:space="preserve">ERROR</w:t>
+      </w:r>
+      <w:r>
+        <w:rPr>
+          <w:rFonts w:ascii="맑은 고딕" w:hAnsi="맑은 고딕" w:eastAsia="맑은 고딕"/>
+          <w:b w:val="0"/>
+          <w:sz w:val="20"/>
+        </w:rPr>
+        <w:t xml:space="preserve"> 두 열의 값을 모두 제시하고 </w:t>
+      </w:r>
+      <w:r>
+        <w:rPr>
+          <w:rFonts w:ascii="맑은 고딕" w:hAnsi="맑은 고딕" w:eastAsia="맑은 고딕"/>
+          <w:b w:val="0"/>
+          <w:sz w:val="20"/>
+        </w:rPr>
+        <w:t xml:space="preserve">오류 번호를 기록</w:t>
+      </w:r>
+      <w:r>
+        <w:rPr>
+          <w:rFonts w:ascii="맑은 고딕" w:hAnsi="맑은 고딕" w:eastAsia="맑은 고딕"/>
+          <w:b w:val="0"/>
+          <w:sz w:val="20"/>
+        </w:rPr>
+        <w:t xml:space="preserve">할 것</w:t>
       </w:r>
     </w:p>
     <w:p>
@@ -2294,7 +3190,23 @@
           <w:b w:val="0"/>
           <w:sz w:val="20"/>
         </w:rPr>
-        <w:t>- 원본 값으로 복원하고 목적지가 `VALID`로 돌아온 것과 두 지연이 0인 것을 확인할 것</w:t>
+        <w:t xml:space="preserve">- 원본 값으로 복원하고 목적지가 </w:t>
+      </w:r>
+      <w:r>
+        <w:rPr>
+          <w:rFonts w:ascii="Consolas" w:hAnsi="Consolas" w:eastAsia="맑은 고딕"/>
+          <w:b w:val="0"/>
+          <w:sz w:val="20"/>
+        </w:rPr>
+        <w:t xml:space="preserve">VALID</w:t>
+      </w:r>
+      <w:r>
+        <w:rPr>
+          <w:rFonts w:ascii="맑은 고딕" w:hAnsi="맑은 고딕" w:eastAsia="맑은 고딕"/>
+          <w:b w:val="0"/>
+          <w:sz w:val="20"/>
+        </w:rPr>
+        <w:t xml:space="preserve">로 돌아온 것과 두 지연이 0인 것을 확인할 것</w:t>
       </w:r>
     </w:p>
     <w:tbl>
@@ -2426,7 +3338,39 @@
           <w:b w:val="0"/>
           <w:sz w:val="20"/>
         </w:rPr>
-        <w:t>- Primary에서 로그 전환을 일으킨 뒤 목적지 상태와 `ERROR` 열을 확인할 것. **오류 번호를 기록**하고, 그것이 10번의 원격 접속 오류와 어떻게 다른지 밝힐 것</w:t>
+        <w:t xml:space="preserve">- Primary에서 로그 전환을 일으킨 뒤 목적지 상태와 </w:t>
+      </w:r>
+      <w:r>
+        <w:rPr>
+          <w:rFonts w:ascii="Consolas" w:hAnsi="Consolas" w:eastAsia="맑은 고딕"/>
+          <w:b w:val="0"/>
+          <w:sz w:val="20"/>
+        </w:rPr>
+        <w:t xml:space="preserve">ERROR</w:t>
+      </w:r>
+      <w:r>
+        <w:rPr>
+          <w:rFonts w:ascii="맑은 고딕" w:hAnsi="맑은 고딕" w:eastAsia="맑은 고딕"/>
+          <w:b w:val="0"/>
+          <w:sz w:val="20"/>
+        </w:rPr>
+        <w:t xml:space="preserve"> 열을 확인할 것. </w:t>
+      </w:r>
+      <w:r>
+        <w:rPr>
+          <w:rFonts w:ascii="맑은 고딕" w:hAnsi="맑은 고딕" w:eastAsia="맑은 고딕"/>
+          <w:b w:val="0"/>
+          <w:sz w:val="20"/>
+        </w:rPr>
+        <w:t xml:space="preserve">오류 번호를 기록</w:t>
+      </w:r>
+      <w:r>
+        <w:rPr>
+          <w:rFonts w:ascii="맑은 고딕" w:hAnsi="맑은 고딕" w:eastAsia="맑은 고딕"/>
+          <w:b w:val="0"/>
+          <w:sz w:val="20"/>
+        </w:rPr>
+        <w:t xml:space="preserve">하고, 그것이 10번의 원격 접속 오류와 어떻게 다른지 밝힐 것</w:t>
       </w:r>
     </w:p>
     <w:p>
@@ -2468,7 +3412,23 @@
           <w:b w:val="0"/>
           <w:sz w:val="20"/>
         </w:rPr>
-        <w:t>- 원복 확인 — 두 지연이 0이고 목적지가 `VALID`인 것을 1번의 기준 상태와 대조할 것</w:t>
+        <w:t xml:space="preserve">- 원복 확인 — 두 지연이 0이고 목적지가 </w:t>
+      </w:r>
+      <w:r>
+        <w:rPr>
+          <w:rFonts w:ascii="Consolas" w:hAnsi="Consolas" w:eastAsia="맑은 고딕"/>
+          <w:b w:val="0"/>
+          <w:sz w:val="20"/>
+        </w:rPr>
+        <w:t xml:space="preserve">VALID</w:t>
+      </w:r>
+      <w:r>
+        <w:rPr>
+          <w:rFonts w:ascii="맑은 고딕" w:hAnsi="맑은 고딕" w:eastAsia="맑은 고딕"/>
+          <w:b w:val="0"/>
+          <w:sz w:val="20"/>
+        </w:rPr>
+        <w:t xml:space="preserve">인 것을 1번의 기준 상태와 대조할 것</w:t>
       </w:r>
     </w:p>
     <w:p>
@@ -2509,7 +3469,23 @@
           <w:b w:val="0"/>
           <w:sz w:val="20"/>
         </w:rPr>
-        <w:t>- Standby 쪽에서 리스너 포트로 들어오는 접속을 차단할 것. 사용한 명령을 그대로 제시하고, **root 권한이 필요한 이유**를 밝힐 것</w:t>
+        <w:t xml:space="preserve">- Standby 쪽에서 리스너 포트로 들어오는 접속을 차단할 것. 사용한 명령을 그대로 제시하고, </w:t>
+      </w:r>
+      <w:r>
+        <w:rPr>
+          <w:rFonts w:ascii="맑은 고딕" w:hAnsi="맑은 고딕" w:eastAsia="맑은 고딕"/>
+          <w:b w:val="0"/>
+          <w:sz w:val="20"/>
+        </w:rPr>
+        <w:t xml:space="preserve">root 권한이 필요한 이유</w:t>
+      </w:r>
+      <w:r>
+        <w:rPr>
+          <w:rFonts w:ascii="맑은 고딕" w:hAnsi="맑은 고딕" w:eastAsia="맑은 고딕"/>
+          <w:b w:val="0"/>
+          <w:sz w:val="20"/>
+        </w:rPr>
+        <w:t xml:space="preserve">를 밝힐 것</w:t>
       </w:r>
     </w:p>
     <w:p>
@@ -2565,7 +3541,23 @@
           <w:b w:val="0"/>
           <w:sz w:val="20"/>
         </w:rPr>
-        <w:t>- 원복 확인 — 목적지 `VALID`, 두 지연 0, MRP 상태를 1번의 기준 상태와 대조할 것</w:t>
+        <w:t xml:space="preserve">- 원복 확인 — 목적지 </w:t>
+      </w:r>
+      <w:r>
+        <w:rPr>
+          <w:rFonts w:ascii="Consolas" w:hAnsi="Consolas" w:eastAsia="맑은 고딕"/>
+          <w:b w:val="0"/>
+          <w:sz w:val="20"/>
+        </w:rPr>
+        <w:t xml:space="preserve">VALID</w:t>
+      </w:r>
+      <w:r>
+        <w:rPr>
+          <w:rFonts w:ascii="맑은 고딕" w:hAnsi="맑은 고딕" w:eastAsia="맑은 고딕"/>
+          <w:b w:val="0"/>
+          <w:sz w:val="20"/>
+        </w:rPr>
+        <w:t xml:space="preserve">, 두 지연 0, MRP 상태를 1번의 기준 상태와 대조할 것</w:t>
       </w:r>
     </w:p>
     <w:p>
@@ -2620,7 +3612,39 @@
           <w:b w:val="0"/>
           <w:sz w:val="20"/>
         </w:rPr>
-        <w:t>- 번호만 보고 **바로 어디를 고칠지 판정할 수 있는 것**과 **한 단계 더 확인해야 하는 것**을 구분할 것</w:t>
+        <w:t xml:space="preserve">- 번호만 보고 </w:t>
+      </w:r>
+      <w:r>
+        <w:rPr>
+          <w:rFonts w:ascii="맑은 고딕" w:hAnsi="맑은 고딕" w:eastAsia="맑은 고딕"/>
+          <w:b w:val="0"/>
+          <w:sz w:val="20"/>
+        </w:rPr>
+        <w:t xml:space="preserve">바로 어디를 고칠지 판정할 수 있는 것</w:t>
+      </w:r>
+      <w:r>
+        <w:rPr>
+          <w:rFonts w:ascii="맑은 고딕" w:hAnsi="맑은 고딕" w:eastAsia="맑은 고딕"/>
+          <w:b w:val="0"/>
+          <w:sz w:val="20"/>
+        </w:rPr>
+        <w:t xml:space="preserve">과 </w:t>
+      </w:r>
+      <w:r>
+        <w:rPr>
+          <w:rFonts w:ascii="맑은 고딕" w:hAnsi="맑은 고딕" w:eastAsia="맑은 고딕"/>
+          <w:b w:val="0"/>
+          <w:sz w:val="20"/>
+        </w:rPr>
+        <w:t xml:space="preserve">한 단계 더 확인해야 하는 것</w:t>
+      </w:r>
+      <w:r>
+        <w:rPr>
+          <w:rFonts w:ascii="맑은 고딕" w:hAnsi="맑은 고딕" w:eastAsia="맑은 고딕"/>
+          <w:b w:val="0"/>
+          <w:sz w:val="20"/>
+        </w:rPr>
+        <w:t xml:space="preserve">을 구분할 것</w:t>
       </w:r>
     </w:p>
     <w:p>
@@ -2738,7 +3762,23 @@
           <w:b w:val="0"/>
           <w:sz w:val="20"/>
         </w:rPr>
-        <w:t>- `LOG_MODE`와 아카이브 목적지 설정을 조회할 것. 자동 아카이브가 켜져 있는지도 확인할 것</w:t>
+        <w:t xml:space="preserve">- </w:t>
+      </w:r>
+      <w:r>
+        <w:rPr>
+          <w:rFonts w:ascii="Consolas" w:hAnsi="Consolas" w:eastAsia="맑은 고딕"/>
+          <w:b w:val="0"/>
+          <w:sz w:val="20"/>
+        </w:rPr>
+        <w:t xml:space="preserve">LOG_MODE</w:t>
+      </w:r>
+      <w:r>
+        <w:rPr>
+          <w:rFonts w:ascii="맑은 고딕" w:hAnsi="맑은 고딕" w:eastAsia="맑은 고딕"/>
+          <w:b w:val="0"/>
+          <w:sz w:val="20"/>
+        </w:rPr>
+        <w:t xml:space="preserve">와 아카이브 목적지 설정을 조회할 것. 자동 아카이브가 켜져 있는지도 확인할 것</w:t>
       </w:r>
     </w:p>
     <w:p>
@@ -2752,7 +3792,87 @@
           <w:b w:val="0"/>
           <w:sz w:val="20"/>
         </w:rPr>
-        <w:t>- 로컬 목적지(`dest_id=1`)의 `DESTINATION`·`TARGET`·`VALID_TYPE`·`TRANSMIT_MODE`를 조회하고, 원격 목적지와 나란히 대조할 것</w:t>
+        <w:t xml:space="preserve">- 로컬 목적지(</w:t>
+      </w:r>
+      <w:r>
+        <w:rPr>
+          <w:rFonts w:ascii="Consolas" w:hAnsi="Consolas" w:eastAsia="맑은 고딕"/>
+          <w:b w:val="0"/>
+          <w:sz w:val="20"/>
+        </w:rPr>
+        <w:t xml:space="preserve">dest_id=1</w:t>
+      </w:r>
+      <w:r>
+        <w:rPr>
+          <w:rFonts w:ascii="맑은 고딕" w:hAnsi="맑은 고딕" w:eastAsia="맑은 고딕"/>
+          <w:b w:val="0"/>
+          <w:sz w:val="20"/>
+        </w:rPr>
+        <w:t xml:space="preserve">)의 </w:t>
+      </w:r>
+      <w:r>
+        <w:rPr>
+          <w:rFonts w:ascii="Consolas" w:hAnsi="Consolas" w:eastAsia="맑은 고딕"/>
+          <w:b w:val="0"/>
+          <w:sz w:val="20"/>
+        </w:rPr>
+        <w:t xml:space="preserve">DESTINATION</w:t>
+      </w:r>
+      <w:r>
+        <w:rPr>
+          <w:rFonts w:ascii="맑은 고딕" w:hAnsi="맑은 고딕" w:eastAsia="맑은 고딕"/>
+          <w:b w:val="0"/>
+          <w:sz w:val="20"/>
+        </w:rPr>
+        <w:t xml:space="preserve">·</w:t>
+      </w:r>
+      <w:r>
+        <w:rPr>
+          <w:rFonts w:ascii="Consolas" w:hAnsi="Consolas" w:eastAsia="맑은 고딕"/>
+          <w:b w:val="0"/>
+          <w:sz w:val="20"/>
+        </w:rPr>
+        <w:t xml:space="preserve">TARGET</w:t>
+      </w:r>
+      <w:r>
+        <w:rPr>
+          <w:rFonts w:ascii="맑은 고딕" w:hAnsi="맑은 고딕" w:eastAsia="맑은 고딕"/>
+          <w:b w:val="0"/>
+          <w:sz w:val="20"/>
+        </w:rPr>
+        <w:t xml:space="preserve">·</w:t>
+      </w:r>
+      <w:r>
+        <w:rPr>
+          <w:rFonts w:ascii="Consolas" w:hAnsi="Consolas" w:eastAsia="맑은 고딕"/>
+          <w:b w:val="0"/>
+          <w:sz w:val="20"/>
+        </w:rPr>
+        <w:t xml:space="preserve">VALID_TYPE</w:t>
+      </w:r>
+      <w:r>
+        <w:rPr>
+          <w:rFonts w:ascii="맑은 고딕" w:hAnsi="맑은 고딕" w:eastAsia="맑은 고딕"/>
+          <w:b w:val="0"/>
+          <w:sz w:val="20"/>
+        </w:rPr>
+        <w:t xml:space="preserve">·</w:t>
+      </w:r>
+      <w:r>
+        <w:rPr>
+          <w:rFonts w:ascii="Consolas" w:hAnsi="Consolas" w:eastAsia="맑은 고딕"/>
+          <w:b w:val="0"/>
+          <w:sz w:val="20"/>
+        </w:rPr>
+        <w:t xml:space="preserve">TRANSMIT_MODE</w:t>
+      </w:r>
+      <w:r>
+        <w:rPr>
+          <w:rFonts w:ascii="맑은 고딕" w:hAnsi="맑은 고딕" w:eastAsia="맑은 고딕"/>
+          <w:b w:val="0"/>
+          <w:sz w:val="20"/>
+        </w:rPr>
+        <w:t xml:space="preserve">를 조회하고, 원격 목적지와 나란히 대조할 것</w:t>
       </w:r>
     </w:p>
     <w:p>
@@ -2766,7 +3886,55 @@
           <w:b w:val="0"/>
           <w:sz w:val="20"/>
         </w:rPr>
-        <w:t>- 로컬 목적지의 `TRANSMIT_MODE`가 `SYNCHRONOUS`로 나오는 것을 확인하고, **이것이 보호 모드와 무관한 이유**를 서술할 것</w:t>
+        <w:t xml:space="preserve">- 로컬 목적지의 </w:t>
+      </w:r>
+      <w:r>
+        <w:rPr>
+          <w:rFonts w:ascii="Consolas" w:hAnsi="Consolas" w:eastAsia="맑은 고딕"/>
+          <w:b w:val="0"/>
+          <w:sz w:val="20"/>
+        </w:rPr>
+        <w:t xml:space="preserve">TRANSMIT_MODE</w:t>
+      </w:r>
+      <w:r>
+        <w:rPr>
+          <w:rFonts w:ascii="맑은 고딕" w:hAnsi="맑은 고딕" w:eastAsia="맑은 고딕"/>
+          <w:b w:val="0"/>
+          <w:sz w:val="20"/>
+        </w:rPr>
+        <w:t xml:space="preserve">가 </w:t>
+      </w:r>
+      <w:r>
+        <w:rPr>
+          <w:rFonts w:ascii="Consolas" w:hAnsi="Consolas" w:eastAsia="맑은 고딕"/>
+          <w:b w:val="0"/>
+          <w:sz w:val="20"/>
+        </w:rPr>
+        <w:t xml:space="preserve">SYNCHRONOUS</w:t>
+      </w:r>
+      <w:r>
+        <w:rPr>
+          <w:rFonts w:ascii="맑은 고딕" w:hAnsi="맑은 고딕" w:eastAsia="맑은 고딕"/>
+          <w:b w:val="0"/>
+          <w:sz w:val="20"/>
+        </w:rPr>
+        <w:t xml:space="preserve">로 나오는 것을 확인하고, </w:t>
+      </w:r>
+      <w:r>
+        <w:rPr>
+          <w:rFonts w:ascii="맑은 고딕" w:hAnsi="맑은 고딕" w:eastAsia="맑은 고딕"/>
+          <w:b w:val="0"/>
+          <w:sz w:val="20"/>
+        </w:rPr>
+        <w:t xml:space="preserve">이것이 보호 모드와 무관한 이유</w:t>
+      </w:r>
+      <w:r>
+        <w:rPr>
+          <w:rFonts w:ascii="맑은 고딕" w:hAnsi="맑은 고딕" w:eastAsia="맑은 고딕"/>
+          <w:b w:val="0"/>
+          <w:sz w:val="20"/>
+        </w:rPr>
+        <w:t xml:space="preserve">를 서술할 것</w:t>
       </w:r>
     </w:p>
     <w:p>
@@ -2780,7 +3948,39 @@
           <w:b w:val="0"/>
           <w:sz w:val="20"/>
         </w:rPr>
-        <w:t>- 로컬 목적지의 `RECOVERY_MODE`가 `IDLE`인 이유를 밝힐 것</w:t>
+        <w:t xml:space="preserve">- 로컬 목적지의 </w:t>
+      </w:r>
+      <w:r>
+        <w:rPr>
+          <w:rFonts w:ascii="Consolas" w:hAnsi="Consolas" w:eastAsia="맑은 고딕"/>
+          <w:b w:val="0"/>
+          <w:sz w:val="20"/>
+        </w:rPr>
+        <w:t xml:space="preserve">RECOVERY_MODE</w:t>
+      </w:r>
+      <w:r>
+        <w:rPr>
+          <w:rFonts w:ascii="맑은 고딕" w:hAnsi="맑은 고딕" w:eastAsia="맑은 고딕"/>
+          <w:b w:val="0"/>
+          <w:sz w:val="20"/>
+        </w:rPr>
+        <w:t xml:space="preserve">가 </w:t>
+      </w:r>
+      <w:r>
+        <w:rPr>
+          <w:rFonts w:ascii="Consolas" w:hAnsi="Consolas" w:eastAsia="맑은 고딕"/>
+          <w:b w:val="0"/>
+          <w:sz w:val="20"/>
+        </w:rPr>
+        <w:t xml:space="preserve">IDLE</w:t>
+      </w:r>
+      <w:r>
+        <w:rPr>
+          <w:rFonts w:ascii="맑은 고딕" w:hAnsi="맑은 고딕" w:eastAsia="맑은 고딕"/>
+          <w:b w:val="0"/>
+          <w:sz w:val="20"/>
+        </w:rPr>
+        <w:t xml:space="preserve">인 이유를 밝힐 것</w:t>
       </w:r>
     </w:p>
     <w:p>
@@ -2821,7 +4021,23 @@
           <w:b w:val="0"/>
           <w:sz w:val="20"/>
         </w:rPr>
-        <w:t>- 현재 `FORCE_LOGGING` 값을 확인할 것</w:t>
+        <w:t xml:space="preserve">- 현재 </w:t>
+      </w:r>
+      <w:r>
+        <w:rPr>
+          <w:rFonts w:ascii="Consolas" w:hAnsi="Consolas" w:eastAsia="맑은 고딕"/>
+          <w:b w:val="0"/>
+          <w:sz w:val="20"/>
+        </w:rPr>
+        <w:t xml:space="preserve">FORCE_LOGGING</w:t>
+      </w:r>
+      <w:r>
+        <w:rPr>
+          <w:rFonts w:ascii="맑은 고딕" w:hAnsi="맑은 고딕" w:eastAsia="맑은 고딕"/>
+          <w:b w:val="0"/>
+          <w:sz w:val="20"/>
+        </w:rPr>
+        <w:t xml:space="preserve"> 값을 확인할 것</w:t>
       </w:r>
     </w:p>
     <w:p>
@@ -2835,7 +4051,23 @@
           <w:b w:val="0"/>
           <w:sz w:val="20"/>
         </w:rPr>
-        <w:t>- `NOLOGGING`을 지정한 작업을 수행해 FORCE LOGGING이 켜진 상태에서 리두가 생성되는 것을 수치로 보일 것. 작업 전후의 리두 통계 델타를 제시할 것</w:t>
+        <w:t xml:space="preserve">- </w:t>
+      </w:r>
+      <w:r>
+        <w:rPr>
+          <w:rFonts w:ascii="Consolas" w:hAnsi="Consolas" w:eastAsia="맑은 고딕"/>
+          <w:b w:val="0"/>
+          <w:sz w:val="20"/>
+        </w:rPr>
+        <w:t xml:space="preserve">NOLOGGING</w:t>
+      </w:r>
+      <w:r>
+        <w:rPr>
+          <w:rFonts w:ascii="맑은 고딕" w:hAnsi="맑은 고딕" w:eastAsia="맑은 고딕"/>
+          <w:b w:val="0"/>
+          <w:sz w:val="20"/>
+        </w:rPr>
+        <w:t xml:space="preserve">을 지정한 작업을 수행해 FORCE LOGGING이 켜진 상태에서 리두가 생성되는 것을 수치로 보일 것. 작업 전후의 리두 통계 델타를 제시할 것</w:t>
       </w:r>
     </w:p>
     <w:p>
@@ -2863,7 +4095,23 @@
           <w:b w:val="0"/>
           <w:sz w:val="20"/>
         </w:rPr>
-        <w:t>- 두 번째 작업이 Standby에 어떤 영향을 남기는지 확인할 것. **되돌릴 수 없는 흔적이 남는 열**을 지목하고 그 값을 제시할 것</w:t>
+        <w:t xml:space="preserve">- 두 번째 작업이 Standby에 어떤 영향을 남기는지 확인할 것. </w:t>
+      </w:r>
+      <w:r>
+        <w:rPr>
+          <w:rFonts w:ascii="맑은 고딕" w:hAnsi="맑은 고딕" w:eastAsia="맑은 고딕"/>
+          <w:b w:val="0"/>
+          <w:sz w:val="20"/>
+        </w:rPr>
+        <w:t xml:space="preserve">되돌릴 수 없는 흔적이 남는 열</w:t>
+      </w:r>
+      <w:r>
+        <w:rPr>
+          <w:rFonts w:ascii="맑은 고딕" w:hAnsi="맑은 고딕" w:eastAsia="맑은 고딕"/>
+          <w:b w:val="0"/>
+          <w:sz w:val="20"/>
+        </w:rPr>
+        <w:t xml:space="preserve">을 지목하고 그 값을 제시할 것</w:t>
       </w:r>
     </w:p>
     <w:p>
@@ -2891,7 +4139,23 @@
           <w:b w:val="0"/>
           <w:sz w:val="20"/>
         </w:rPr>
-        <w:t>- 원복 확인 — `FORCE_LOGGING = YES`와 테스트 객체가 남지 않은 것을 보일 것. 되돌릴 수 없는 흔적에 대해서는 운영이라면 무엇을 해야 하는지 서술할 것</w:t>
+        <w:t xml:space="preserve">- 원복 확인 — </w:t>
+      </w:r>
+      <w:r>
+        <w:rPr>
+          <w:rFonts w:ascii="Consolas" w:hAnsi="Consolas" w:eastAsia="맑은 고딕"/>
+          <w:b w:val="0"/>
+          <w:sz w:val="20"/>
+        </w:rPr>
+        <w:t xml:space="preserve">FORCE_LOGGING = YES</w:t>
+      </w:r>
+      <w:r>
+        <w:rPr>
+          <w:rFonts w:ascii="맑은 고딕" w:hAnsi="맑은 고딕" w:eastAsia="맑은 고딕"/>
+          <w:b w:val="0"/>
+          <w:sz w:val="20"/>
+        </w:rPr>
+        <w:t xml:space="preserve">와 테스트 객체가 남지 않은 것을 보일 것. 되돌릴 수 없는 흔적에 대해서는 운영이라면 무엇을 해야 하는지 서술할 것</w:t>
       </w:r>
     </w:p>
     <w:p>
@@ -2946,7 +4210,23 @@
           <w:b w:val="0"/>
           <w:sz w:val="20"/>
         </w:rPr>
-        <w:t>- **크기가 다른 SRL 그룹을 하나 추가할 것.** 생성이 성공하는지 확인하고, 성공한다면 그것이 왜 위험한지 밝힐 것</w:t>
+        <w:t xml:space="preserve">- </w:t>
+      </w:r>
+      <w:r>
+        <w:rPr>
+          <w:rFonts w:ascii="맑은 고딕" w:hAnsi="맑은 고딕" w:eastAsia="맑은 고딕"/>
+          <w:b w:val="0"/>
+          <w:sz w:val="20"/>
+        </w:rPr>
+        <w:t xml:space="preserve">크기가 다른 SRL 그룹을 하나 추가할 것.</w:t>
+      </w:r>
+      <w:r>
+        <w:rPr>
+          <w:rFonts w:ascii="맑은 고딕" w:hAnsi="맑은 고딕" w:eastAsia="맑은 고딕"/>
+          <w:b w:val="0"/>
+          <w:sz w:val="20"/>
+        </w:rPr>
+        <w:t xml:space="preserve"> 생성이 성공하는지 확인하고, 성공한다면 그것이 왜 위험한지 밝힐 것</w:t>
       </w:r>
     </w:p>
     <w:p>
@@ -2974,7 +4254,23 @@
           <w:b w:val="0"/>
           <w:sz w:val="20"/>
         </w:rPr>
-        <w:t>- 추가한 그룹을 삭제할 것. 삭제 후 **운영체제에 파일이 남는지** 확인하고, 남는다면 처리할 것</w:t>
+        <w:t xml:space="preserve">- 추가한 그룹을 삭제할 것. 삭제 후 </w:t>
+      </w:r>
+      <w:r>
+        <w:rPr>
+          <w:rFonts w:ascii="맑은 고딕" w:hAnsi="맑은 고딕" w:eastAsia="맑은 고딕"/>
+          <w:b w:val="0"/>
+          <w:sz w:val="20"/>
+        </w:rPr>
+        <w:t xml:space="preserve">운영체제에 파일이 남는지</w:t>
+      </w:r>
+      <w:r>
+        <w:rPr>
+          <w:rFonts w:ascii="맑은 고딕" w:hAnsi="맑은 고딕" w:eastAsia="맑은 고딕"/>
+          <w:b w:val="0"/>
+          <w:sz w:val="20"/>
+        </w:rPr>
+        <w:t xml:space="preserve"> 확인하고, 남는다면 처리할 것</w:t>
       </w:r>
     </w:p>
     <w:p>
@@ -3015,7 +4311,55 @@
           <w:b w:val="0"/>
           <w:sz w:val="20"/>
         </w:rPr>
-        <w:t>- Primary와 Standby가 **같아야 하는 항목**과 **달라야 하는 항목**, **무관한 항목**을 구분해 표로 정리할 것. 최소 열 개 항목을 다룰 것</w:t>
+        <w:t xml:space="preserve">- Primary와 Standby가 </w:t>
+      </w:r>
+      <w:r>
+        <w:rPr>
+          <w:rFonts w:ascii="맑은 고딕" w:hAnsi="맑은 고딕" w:eastAsia="맑은 고딕"/>
+          <w:b w:val="0"/>
+          <w:sz w:val="20"/>
+        </w:rPr>
+        <w:t xml:space="preserve">같아야 하는 항목</w:t>
+      </w:r>
+      <w:r>
+        <w:rPr>
+          <w:rFonts w:ascii="맑은 고딕" w:hAnsi="맑은 고딕" w:eastAsia="맑은 고딕"/>
+          <w:b w:val="0"/>
+          <w:sz w:val="20"/>
+        </w:rPr>
+        <w:t xml:space="preserve">과 </w:t>
+      </w:r>
+      <w:r>
+        <w:rPr>
+          <w:rFonts w:ascii="맑은 고딕" w:hAnsi="맑은 고딕" w:eastAsia="맑은 고딕"/>
+          <w:b w:val="0"/>
+          <w:sz w:val="20"/>
+        </w:rPr>
+        <w:t xml:space="preserve">달라야 하는 항목</w:t>
+      </w:r>
+      <w:r>
+        <w:rPr>
+          <w:rFonts w:ascii="맑은 고딕" w:hAnsi="맑은 고딕" w:eastAsia="맑은 고딕"/>
+          <w:b w:val="0"/>
+          <w:sz w:val="20"/>
+        </w:rPr>
+        <w:t xml:space="preserve">, </w:t>
+      </w:r>
+      <w:r>
+        <w:rPr>
+          <w:rFonts w:ascii="맑은 고딕" w:hAnsi="맑은 고딕" w:eastAsia="맑은 고딕"/>
+          <w:b w:val="0"/>
+          <w:sz w:val="20"/>
+        </w:rPr>
+        <w:t xml:space="preserve">무관한 항목</w:t>
+      </w:r>
+      <w:r>
+        <w:rPr>
+          <w:rFonts w:ascii="맑은 고딕" w:hAnsi="맑은 고딕" w:eastAsia="맑은 고딕"/>
+          <w:b w:val="0"/>
+          <w:sz w:val="20"/>
+        </w:rPr>
+        <w:t xml:space="preserve">을 구분해 표로 정리할 것. 최소 열 개 항목을 다룰 것</w:t>
       </w:r>
     </w:p>
     <w:p>
@@ -3514,6 +4858,8 @@
     </w:tbl>
     <w:p/>
     <w:sectPr>
+      <w:headerReference w:type="default" r:id="rId9"/>
+      <w:footerReference w:type="default" r:id="rId10"/>
       <w:pgSz w:w="12240" w:h="15840"/>
       <w:pgMar w:top="1440" w:right="1584" w:bottom="1440" w:left="1584" w:header="720" w:footer="720" w:gutter="0"/>
       <w:cols w:space="720"/>
@@ -3521,6 +4867,26 @@
     </w:sectPr>
   </w:body>
 </w:document>
+</file>
+
+<file path=word/footer1.xml><?xml version="1.0" encoding="utf-8"?>
+<w:ftr xmlns:m="http://schemas.openxmlformats.org/officeDocument/2006/math" xmlns:mc="http://schemas.openxmlformats.org/markup-compatibility/2006" xmlns:mo="http://schemas.microsoft.com/office/mac/office/2008/main" xmlns:mv="urn:schemas-microsoft-com:mac:vml" xmlns:o="urn:schemas-microsoft-com:office:office" xmlns:r="http://schemas.openxmlformats.org/officeDocument/2006/relationships" xmlns:v="urn:schemas-microsoft-com:vml" xmlns:w10="urn:schemas-microsoft-com:office:word" xmlns:w14="http://schemas.microsoft.com/office/word/2010/wordml" xmlns:w="http://schemas.openxmlformats.org/wordprocessingml/2006/main" xmlns:wne="http://schemas.microsoft.com/office/word/2006/wordml" xmlns:wp14="http://schemas.microsoft.com/office/word/2010/wordprocessingDrawing" xmlns:wp="http://schemas.openxmlformats.org/drawingml/2006/wordprocessingDrawing" xmlns:wpc="http://schemas.microsoft.com/office/word/2010/wordprocessingCanvas" xmlns:wpg="http://schemas.microsoft.com/office/word/2010/wordprocessingGroup" xmlns:wpi="http://schemas.microsoft.com/office/word/2010/wordprocessingInk" xmlns:wps="http://schemas.microsoft.com/office/word/2010/wordprocessingShape" mc:Ignorable="w14 wp14">
+  <w:p>
+    <w:pPr>
+      <w:pStyle w:val="Footer"/>
+    </w:pPr>
+  </w:p>
+</w:ftr>
+</file>
+
+<file path=word/header1.xml><?xml version="1.0" encoding="utf-8"?>
+<w:hdr xmlns:m="http://schemas.openxmlformats.org/officeDocument/2006/math" xmlns:mc="http://schemas.openxmlformats.org/markup-compatibility/2006" xmlns:mo="http://schemas.microsoft.com/office/mac/office/2008/main" xmlns:mv="urn:schemas-microsoft-com:mac:vml" xmlns:o="urn:schemas-microsoft-com:office:office" xmlns:r="http://schemas.openxmlformats.org/officeDocument/2006/relationships" xmlns:v="urn:schemas-microsoft-com:vml" xmlns:w10="urn:schemas-microsoft-com:office:word" xmlns:w14="http://schemas.microsoft.com/office/word/2010/wordml" xmlns:w="http://schemas.openxmlformats.org/wordprocessingml/2006/main" xmlns:wne="http://schemas.microsoft.com/office/word/2006/wordml" xmlns:wp14="http://schemas.microsoft.com/office/word/2010/wordprocessingDrawing" xmlns:wp="http://schemas.openxmlformats.org/drawingml/2006/wordprocessingDrawing" xmlns:wpc="http://schemas.microsoft.com/office/word/2010/wordprocessingCanvas" xmlns:wpg="http://schemas.microsoft.com/office/word/2010/wordprocessingGroup" xmlns:wpi="http://schemas.microsoft.com/office/word/2010/wordprocessingInk" xmlns:wps="http://schemas.microsoft.com/office/word/2010/wordprocessingShape" mc:Ignorable="w14 wp14">
+  <w:p>
+    <w:pPr>
+      <w:pStyle w:val="Header"/>
+    </w:pPr>
+  </w:p>
+</w:hdr>
 </file>
 
 <file path=word/numbering.xml><?xml version="1.0" encoding="utf-8"?>
